--- a/reports/ksp/grade10/grade10-week05-ksp.docx
+++ b/reports/ksp/grade10/grade10-week05-ksp.docx
@@ -249,7 +249,7 @@
           </w:tcPr>
           <w:p>
             <w:r>
-              <w:t>Computer Hardware</w:t>
+              <w:t>Authentication, Password Authentication, Password Authentication 2, Biometric Authentication</w:t>
             </w:r>
           </w:p>
         </w:tc>
@@ -288,7 +288,7 @@
           </w:tcPr>
           <w:p>
             <w:r>
-              <w:t>Explain the core concepts of Computer Hardware using correct terminology. Identify key components, roles, or stages related to Computer Hardware. Analyze a real-world example where Computer Hardware is applied. Compare two representations or approaches within Computer Hardware. Apply Computer Hardware concepts to a short practical task or scenario.</w:t>
+              <w:t>Explain the core concepts of Authentication, Password Authentication, Password Authentication 2, Biometric Authentication using correct terminology. Identify key components, roles, or stages related to Authentication, Password Authentication, Password Authentication 2, Biometric Authentication. Analyze a real-world example where Authentication, Password Authentication, Password Authentication 2, Biometric Authentication is applied. Compare two representations or approaches within Authentication, Password Authentication, Password Authentication 2, Biometric Authentication. Apply Authentication, Password Authentication, Password Authentication 2, Biometric Authentication concepts to a short practical task or scenario.</w:t>
             </w:r>
           </w:p>
         </w:tc>
@@ -327,7 +327,7 @@
           </w:tcPr>
           <w:p>
             <w:r>
-              <w:t>Students will be able to: Explain the core concepts of Computer Hardware using correct terminology. Identify key components, roles, or stages related to Computer Hardware. Analyze a real-world example where Computer Hardware is applied. Compare two representations or approaches within Computer Hardware. Apply Computer Hardware concepts to a short practical task or scenario.</w:t>
+              <w:t>Students will be able to: Explain the core concepts of Authentication, Password Authentication, Password Authentication 2, Biometric Authentication using correct terminology. Identify key components, roles, or stages related to Authentication, Password Authentication, Password Authentication 2, Biometric Authentication. Analyze a real-world example where Authentication, Password Authentication, Password Authentication 2, Biometric Authentication is applied. Compare two representations or approaches within Authentication, Password Authentication, Password Authentication 2, Biometric Authentication. Apply Authentication, Password Authentication, Password Authentication 2, Biometric Authentication concepts to a short practical task or scenario.</w:t>
             </w:r>
           </w:p>
         </w:tc>
@@ -366,7 +366,7 @@
           </w:tcPr>
           <w:p>
             <w:r>
-              <w:t>Uses technical vocabulary accurately in explanations. Identifies correct components or stages of Computer Hardware. Provides a valid real-world example and justification. Completes the practice task with clear reasoning.</w:t>
+              <w:t>Uses technical vocabulary accurately in explanations. Identifies correct components or stages of Authentication, Password Authentication, Password Authentication 2, Biometric Authentication. Provides a valid real-world example and justification. Completes the practice task with clear reasoning.</w:t>
             </w:r>
           </w:p>
         </w:tc>
@@ -531,7 +531,7 @@
           </w:tcPr>
           <w:p>
             <w:r>
-              <w:t>Organizational stage (5 min): Starter: Present a short real-world case related to Computer Hardware (news, product, or school system). Ask guiding questions to activate prior knowledge. Teacher: Define Computer Hardware and outline the lesson goals. Students: Share what they already know or have used.</w:t>
+              <w:t>Organizational stage (5 min): Starter: Present a short real-world case related to Authentication, Password Authentication, Password Authentication 2, Biometric Authentication (news, product, or school system). Ask guiding questions to activate prior knowledge. Teacher: Define Authentication, Password Authentication, Password Authentication 2, Biometric Authentication and outline the lesson goals. Students: Share what they already know or have used.</w:t>
             </w:r>
           </w:p>
         </w:tc>
@@ -628,7 +628,7 @@
           </w:tcPr>
           <w:p>
             <w:r>
-              <w:t>New material (30 min): Explain the main concepts and components of Computer Hardware with a clear diagram. Show a real-world example and map it to the concepts. Discuss advantages, limitations, or common issues. Teacher: Model a simple analysis or walkthrough. Students: Take notes and answer quick concept checks. Case task: Students analyze a short scenario and identify how Computer Hardware is used. Small group: Build a mini summary (3-4 bullet points) of key ideas. Teacher: Provide feedback and clarify misconceptions.</w:t>
+              <w:t>New material (30 min): Explain the main concepts and components of Authentication, Password Authentication, Password Authentication 2, Biometric Authentication with a clear diagram. Show a real-world example and map it to the concepts. Discuss advantages, limitations, or common issues. Teacher: Model a simple analysis or walkthrough. Students: Take notes and answer quick concept checks. Case task: Students analyze a short scenario and identify how Authentication, Password Authentication, Password Authentication 2, Biometric Authentication is used. Small group: Build a mini summary (3-4 bullet points) of key ideas. Teacher: Provide feedback and clarify misconceptions.</w:t>
             </w:r>
           </w:p>
         </w:tc>
@@ -752,7 +752,7 @@
           </w:tcPr>
           <w:p>
             <w:r>
-              <w:t>Reflection (10 min): Which concept was most challenging for students? Which example worked best to explain Computer Hardware? What should be improved for the next lesson?</w:t>
+              <w:t>Reflection (10 min): Which concept was most challenging for students? Which example worked best to explain Authentication, Password Authentication, Password Authentication 2, Biometric Authentication? What should be improved for the next lesson?</w:t>
             </w:r>
           </w:p>
         </w:tc>
@@ -768,7 +768,7 @@
           </w:tcPr>
           <w:p>
             <w:r>
-              <w:t>Find a real-world case where Computer Hardware is used and write a 150-200 word summary. Create a one-page study sheet with definitions, components, and one diagram of Computer Hardware.</w:t>
+              <w:t>Find a real-world case where Authentication, Password Authentication, Password Authentication 2, Biometric Authentication is used and write a 150-200 word summary. Create a one-page study sheet with definitions, components, and one diagram of Authentication, Password Authentication, Password Authentication 2, Biometric Authentication.</w:t>
             </w:r>
           </w:p>
         </w:tc>
